--- a/templates/documents/CONTRATOS CIVILES/CONTRATOS BAJO FIRMA PRIVADA/BIENES TRASLATIVOS/INMUEBLES/CONTRATO DE ANTICRESIS DE INMUEBLE.docx
+++ b/templates/documents/CONTRATOS CIVILES/CONTRATOS BAJO FIRMA PRIVADA/BIENES TRASLATIVOS/INMUEBLES/CONTRATO DE ANTICRESIS DE INMUEBLE.docx
@@ -4,404 +4,359 @@
   <w:body>
     <w:p>
       <w:pPr>
-        <w:jc w:val="both"/>
-        <w:rPr>
-          <w:b/>
-          <w:bCs/>
-        </w:rPr>
-      </w:pPr>
-      <w:r>
-        <w:rPr>
-          <w:b/>
-          <w:bCs/>
-        </w:rPr>
-        <w:t>CONTRATO DE HIPOTECA CONVENCIONAL</w:t>
-      </w:r>
-    </w:p>
-    <w:p>
-      <w:pPr>
-        <w:jc w:val="both"/>
-      </w:pPr>
-      <w:r>
-        <w:rPr>
-          <w:b/>
-          <w:bCs/>
-        </w:rPr>
+        <w:spacing w:after="0" w:line="240" w:lineRule="auto"/>
+        <w:jc w:val="center"/>
+      </w:pPr>
+      <w:r>
+        <w:t>CONTRATO DE PRÉSTAMO CON GARANTÍA ANTICRÉTICA (ANTICRESIS)</w:t>
+      </w:r>
+    </w:p>
+    <w:p>
+      <w:pPr>
+        <w:spacing w:after="0" w:line="240" w:lineRule="auto"/>
+        <w:jc w:val="both"/>
+      </w:pPr>
+    </w:p>
+    <w:p>
+      <w:pPr>
+        <w:spacing w:after="0" w:line="240" w:lineRule="auto"/>
+        <w:jc w:val="both"/>
+      </w:pPr>
+      <w:r>
         <w:t>ENTRE:</w:t>
       </w:r>
     </w:p>
     <w:p>
       <w:pPr>
-        <w:jc w:val="both"/>
-      </w:pPr>
-      <w:r>
-        <w:t xml:space="preserve">De una parte, </w:t>
-      </w:r>
-      <w:r>
-        <w:rPr>
-          <w:b/>
-          <w:bCs/>
-        </w:rPr>
-        <w:t>[NOMBRE DEL ACREEDOR]</w:t>
-      </w:r>
-      <w:r>
-        <w:t xml:space="preserve">, dominicano, mayor de edad, titular de la Cédula de Identidad y Electoral No. [Número], domiciliado en [Dirección], quien en lo adelante se denominará </w:t>
-      </w:r>
-      <w:r>
-        <w:rPr>
-          <w:b/>
-          <w:bCs/>
-        </w:rPr>
-        <w:t>EL ACREEDOR</w:t>
-      </w:r>
-      <w:r>
-        <w:t>;</w:t>
-      </w:r>
-    </w:p>
-    <w:p>
-      <w:pPr>
-        <w:jc w:val="both"/>
-      </w:pPr>
-      <w:r>
-        <w:t xml:space="preserve">De la otra parte, </w:t>
-      </w:r>
-      <w:r>
-        <w:rPr>
-          <w:b/>
-          <w:bCs/>
-        </w:rPr>
-        <w:t>[NOMBRE DEL DEUDOR]</w:t>
-      </w:r>
-      <w:r>
-        <w:t xml:space="preserve">, dominicano, mayor de edad, titular de la Cédula de Identidad y Electoral No. [Número], domiciliado en [Dirección], quien en lo adelante se denominará </w:t>
-      </w:r>
-      <w:r>
-        <w:rPr>
-          <w:b/>
-          <w:bCs/>
-        </w:rPr>
+        <w:spacing w:after="0" w:line="240" w:lineRule="auto"/>
+        <w:jc w:val="both"/>
+      </w:pPr>
+    </w:p>
+    <w:p>
+      <w:pPr>
+        <w:spacing w:after="0" w:line="240" w:lineRule="auto"/>
+        <w:jc w:val="both"/>
+      </w:pPr>
+      <w:r>
+        <w:t>De una parte, {{TRATAMIENTO_ACREEDOR}} {{NOMBRE_ACREEDOR}}, de nacionalidad {{NACIONALIDAD_ACREEDOR}}, mayor de edad, estado civil {{ESTADO CIVIL_ACREEDOR}}, titular de {{DOCUMENTO IDENTIDAD_ACREEDOR}}, domiciliado y residente en {{DIRECCION O DOMICILIO_ACREEDOR}}, quien en lo adelante se denominará EL ACREEDOR ANTICRETISTA;</w:t>
+      </w:r>
+    </w:p>
+    <w:p>
+      <w:pPr>
+        <w:spacing w:after="0" w:line="240" w:lineRule="auto"/>
+        <w:jc w:val="both"/>
+      </w:pPr>
+    </w:p>
+    <w:p>
+      <w:pPr>
+        <w:spacing w:after="0" w:line="240" w:lineRule="auto"/>
+        <w:jc w:val="both"/>
+      </w:pPr>
+      <w:r>
+        <w:t>De la otra parte, {{TRATAMIENTO_DEUDOR}} {{NOMBRE_DEUDOR}}, de nacionalidad {{NACIONALIDAD_DEUDOR}}, mayor de edad, estado civil {{ESTADO CIVIL_DEUDOR}}, titular de {{DOCUMENTO IDENTIDAD_DEUDOR}}, domiciliado y residente en {{DIRECCION O DOMICILIO_DEUDOR}}, quien en lo adelante se denominará EL DEUDOR.</w:t>
+      </w:r>
+    </w:p>
+    <w:p>
+      <w:pPr>
+        <w:spacing w:after="0" w:line="240" w:lineRule="auto"/>
+        <w:jc w:val="both"/>
+      </w:pPr>
+    </w:p>
+    <w:p>
+      <w:pPr>
+        <w:spacing w:after="0" w:line="240" w:lineRule="auto"/>
+        <w:jc w:val="both"/>
+      </w:pPr>
+      <w:r>
+        <w:t xml:space="preserve">PREÁMBULO: EL DEUDOR reconoce que ha solicitado y recibido de manos de EL ACREEDOR ANTICRETISTA un préstamo, y para garantizar el pago </w:t>
+      </w:r>
+      <w:proofErr w:type="gramStart"/>
+      <w:r>
+        <w:t>del mismo</w:t>
+      </w:r>
+      <w:proofErr w:type="gramEnd"/>
+      <w:r>
+        <w:t>, ha decidido otorgar en anticresis (entrega de posesión y frutos) un inmueble de su propiedad, conforme a los artículos 2085 y siguientes del Código Civil Dominicano.</w:t>
+      </w:r>
+    </w:p>
+    <w:p>
+      <w:pPr>
+        <w:spacing w:after="0" w:line="240" w:lineRule="auto"/>
+        <w:jc w:val="both"/>
+      </w:pPr>
+    </w:p>
+    <w:p>
+      <w:pPr>
+        <w:spacing w:after="0" w:line="240" w:lineRule="auto"/>
+        <w:jc w:val="both"/>
+      </w:pPr>
+      <w:r>
+        <w:t>LAS PARTES HAN CONVENIDO Y PACTADO LO SIGUIENTE:</w:t>
+      </w:r>
+    </w:p>
+    <w:p>
+      <w:pPr>
+        <w:spacing w:after="0" w:line="240" w:lineRule="auto"/>
+        <w:jc w:val="both"/>
+      </w:pPr>
+    </w:p>
+    <w:p>
+      <w:pPr>
+        <w:spacing w:after="0" w:line="240" w:lineRule="auto"/>
+        <w:jc w:val="both"/>
+      </w:pPr>
+      <w:r>
+        <w:t>CLÁUSULAS</w:t>
+      </w:r>
+    </w:p>
+    <w:p>
+      <w:pPr>
+        <w:spacing w:after="0" w:line="240" w:lineRule="auto"/>
+        <w:jc w:val="both"/>
+      </w:pPr>
+    </w:p>
+    <w:p>
+      <w:pPr>
+        <w:spacing w:after="0" w:line="240" w:lineRule="auto"/>
+        <w:jc w:val="both"/>
+      </w:pPr>
+      <w:r>
+        <w:t>PRIMERA: OBJETO DEL PRÉSTAMO Y RECONOCIMIENTO DE DEUDA. EL DEUDOR reconoce deber formalmente a EL ACREEDOR ANTICRETISTA la suma de {{MONTO_ADEUDADO_LETRAS}} (RD$ {{MONTO_ADEUDADO_NUMEROS}}), por concepto de préstamo de dinero otorgado en esta misma fecha.</w:t>
+      </w:r>
+    </w:p>
+    <w:p>
+      <w:pPr>
+        <w:spacing w:after="0" w:line="240" w:lineRule="auto"/>
+        <w:jc w:val="both"/>
+      </w:pPr>
+    </w:p>
+    <w:p>
+      <w:pPr>
+        <w:spacing w:after="0" w:line="240" w:lineRule="auto"/>
+        <w:jc w:val="both"/>
+      </w:pPr>
+      <w:r>
+        <w:t>SEGUNDA: INTERESES Y PLAZO. El capital prestado generará un interés del {{TASA_INTERES_MENSUAL}} mensual. El préstamo es otorgado por un plazo de {{PLAZO_PRESTAMO}}, contados a partir de la firma del presente contrato.</w:t>
+      </w:r>
+    </w:p>
+    <w:p>
+      <w:pPr>
+        <w:spacing w:after="0" w:line="240" w:lineRule="auto"/>
+        <w:jc w:val="both"/>
+      </w:pPr>
+    </w:p>
+    <w:p>
+      <w:pPr>
+        <w:spacing w:after="0" w:line="240" w:lineRule="auto"/>
+        <w:jc w:val="both"/>
+      </w:pPr>
+      <w:r>
+        <w:t>TERCERA: CONSTITUCIÓN DE ANTICRESIS Y ENTREGA DE POSESIÓN. Para seguridad y garantía de la deuda descrita, EL DEUDOR entrega en este acto, en calidad de ANTICRESIS, a favor de EL ACREEDOR ANTICRETISTA, quien acepta, la posesión real y efectiva del siguiente inmueble de su propiedad:</w:t>
+      </w:r>
+    </w:p>
+    <w:p>
+      <w:pPr>
+        <w:spacing w:after="0" w:line="240" w:lineRule="auto"/>
+        <w:jc w:val="both"/>
+      </w:pPr>
+    </w:p>
+    <w:p>
+      <w:pPr>
+        <w:spacing w:after="0" w:line="240" w:lineRule="auto"/>
+        <w:jc w:val="center"/>
+      </w:pPr>
+      <w:r>
+        <w:t>"{{DESCRIPCION_DEL_BIEN}}".</w:t>
+      </w:r>
+    </w:p>
+    <w:p>
+      <w:pPr>
+        <w:spacing w:after="0" w:line="240" w:lineRule="auto"/>
+        <w:jc w:val="both"/>
+      </w:pPr>
+    </w:p>
+    <w:p>
+      <w:pPr>
+        <w:spacing w:after="0" w:line="240" w:lineRule="auto"/>
+        <w:jc w:val="both"/>
+      </w:pPr>
+      <w:r>
+        <w:t>CUARTA: PERCEPCIÓN DE FRUTOS Y APLICACIÓN AL PAGO. EL ACREEDOR ANTICRETISTA queda autorizado a percibir los frutos, rentas o beneficios que produzca el inmueble dado en garantía. El inmueble tendrá como destino {{DESTINO_FRUTOS_ANTICRESIS}}. Los valores obtenidos serán aplicados de la siguiente manera: {{APLICACION_PAGOS_ANTICRESIS}}.</w:t>
+      </w:r>
+    </w:p>
+    <w:p>
+      <w:pPr>
+        <w:spacing w:after="0" w:line="240" w:lineRule="auto"/>
+        <w:jc w:val="both"/>
+      </w:pPr>
+    </w:p>
+    <w:p>
+      <w:pPr>
+        <w:spacing w:after="0" w:line="240" w:lineRule="auto"/>
+        <w:jc w:val="both"/>
+      </w:pPr>
+      <w:r>
+        <w:t>QUINTA: MANTENIMIENTO Y CARGAS DEL INMUEBLE. EL ACREEDOR ANTICRETISTA asume la obligación de mantener el inmueble en el buen estado en que lo recibe y de pagar los impuestos, cargas y reparaciones ordinarias que recaigan sobre el mismo, deduciendo dichos gastos de los frutos percibidos, antes de aplicarlos a los intereses o al capital.</w:t>
+      </w:r>
+    </w:p>
+    <w:p>
+      <w:pPr>
+        <w:spacing w:after="0" w:line="240" w:lineRule="auto"/>
+        <w:jc w:val="both"/>
+      </w:pPr>
+    </w:p>
+    <w:p>
+      <w:pPr>
+        <w:spacing w:after="0" w:line="240" w:lineRule="auto"/>
+        <w:jc w:val="both"/>
+      </w:pPr>
+      <w:r>
+        <w:t>SEXTA: CUMPLIMIENTO LEY 155-17. Las partes declaran bajo la fe del juramento que los fondos involucrados en esta operación provienen de actividades lícitas y que la transacción cumple con las disposiciones de la Ley No. 155-17 contra el Lavado de Activos.</w:t>
+      </w:r>
+    </w:p>
+    <w:p>
+      <w:pPr>
+        <w:spacing w:after="0" w:line="240" w:lineRule="auto"/>
+        <w:jc w:val="both"/>
+      </w:pPr>
+    </w:p>
+    <w:p>
+      <w:pPr>
+        <w:spacing w:after="0" w:line="240" w:lineRule="auto"/>
+        <w:jc w:val="both"/>
+      </w:pPr>
+      <w:r>
+        <w:lastRenderedPageBreak/>
+        <w:t>SÉPTIMA: RESTITUCIÓN DEL INMUEBLE. EL DEUDOR no podrá reclamar la restitución del inmueble antes del pago total e íntegro del capital prestado, los intereses y los gastos de conservación. Una vez saldada la totalidad de la deuda, EL ACREEDOR ANTICRETISTA devolverá la posesión del inmueble a EL DEUDOR en buenas condiciones.</w:t>
+      </w:r>
+    </w:p>
+    <w:p>
+      <w:pPr>
+        <w:spacing w:after="0" w:line="240" w:lineRule="auto"/>
+        <w:jc w:val="both"/>
+      </w:pPr>
+    </w:p>
+    <w:p>
+      <w:pPr>
+        <w:spacing w:after="0" w:line="240" w:lineRule="auto"/>
+        <w:jc w:val="both"/>
+      </w:pPr>
+      <w:r>
+        <w:t>OCTAVA: ELECCIÓN DE DOMICILIO. Para los fines del presente contrato, las partes eligen domicilio en sus respectivas residencias arriba mencionadas.</w:t>
+      </w:r>
+    </w:p>
+    <w:p>
+      <w:pPr>
+        <w:spacing w:after="0" w:line="240" w:lineRule="auto"/>
+        <w:jc w:val="both"/>
+      </w:pPr>
+    </w:p>
+    <w:p>
+      <w:pPr>
+        <w:spacing w:after="0" w:line="240" w:lineRule="auto"/>
+        <w:jc w:val="both"/>
+      </w:pPr>
+      <w:r>
+        <w:t>HECHO Y FIRMADO de buena fe, en dos (2) originales de un mismo tenor y efecto. En la ciudad de {{CIUDAD_FIRMA}}, República Dominicana, a los {{DIA_TEXTO}} ({{DIA_NUMERO}}) días del mes de {{MES_TEXTO}} del año {{AÑO_TEXTO}} ({{AÑO_NUMERO}}).</w:t>
+      </w:r>
+    </w:p>
+    <w:p>
+      <w:pPr>
+        <w:spacing w:after="0" w:line="240" w:lineRule="auto"/>
+        <w:jc w:val="both"/>
+      </w:pPr>
+    </w:p>
+    <w:p>
+      <w:pPr>
+        <w:spacing w:after="0" w:line="240" w:lineRule="auto"/>
+        <w:jc w:val="center"/>
+      </w:pPr>
+      <w:r>
+        <w:t>{{NOMBRE_DEUDOR}}</w:t>
+      </w:r>
+    </w:p>
+    <w:p>
+      <w:pPr>
+        <w:spacing w:after="0" w:line="240" w:lineRule="auto"/>
+        <w:jc w:val="center"/>
+      </w:pPr>
+      <w:r>
         <w:t>EL DEUDOR</w:t>
       </w:r>
-      <w:r>
-        <w:t>.</w:t>
-      </w:r>
-    </w:p>
-    <w:p>
-      <w:pPr>
-        <w:jc w:val="both"/>
-      </w:pPr>
-      <w:r>
-        <w:rPr>
-          <w:b/>
-          <w:bCs/>
-        </w:rPr>
-        <w:t>LAS PARTES HAN CONVENIDO LO SIGUIENTE:</w:t>
-      </w:r>
-    </w:p>
-    <w:p>
-      <w:pPr>
-        <w:jc w:val="both"/>
-        <w:rPr>
-          <w:b/>
-          <w:bCs/>
-        </w:rPr>
-      </w:pPr>
-      <w:r>
-        <w:rPr>
-          <w:b/>
-          <w:bCs/>
-        </w:rPr>
-        <w:t>CLÁUSULAS</w:t>
-      </w:r>
-    </w:p>
-    <w:p>
-      <w:pPr>
-        <w:jc w:val="both"/>
-      </w:pPr>
-      <w:r>
-        <w:rPr>
-          <w:b/>
-          <w:bCs/>
-        </w:rPr>
-        <w:t>PRIMERA: OBJETO DE LA DEUDA.</w:t>
-      </w:r>
-      <w:r>
-        <w:t xml:space="preserve"> </w:t>
-      </w:r>
-      <w:r>
-        <w:rPr>
-          <w:b/>
-          <w:bCs/>
-        </w:rPr>
-        <w:t>EL DEUDOR</w:t>
-      </w:r>
-      <w:r>
-        <w:t xml:space="preserve"> reconoce que adeuda de manera líquida y exigible a </w:t>
-      </w:r>
-      <w:r>
-        <w:rPr>
-          <w:b/>
-          <w:bCs/>
-        </w:rPr>
-        <w:t>EL ACREEDOR</w:t>
-      </w:r>
-      <w:r>
-        <w:t xml:space="preserve"> la suma de </w:t>
-      </w:r>
-      <w:r>
-        <w:rPr>
-          <w:b/>
-          <w:bCs/>
-        </w:rPr>
-        <w:t>[MONTO EN LETRAS Y NÚMEROS] (RD$)</w:t>
-      </w:r>
-      <w:r>
-        <w:t>, por concepto de [Describir origen de la deuda, ej. préstamo de dinero].</w:t>
-      </w:r>
-    </w:p>
-    <w:p>
-      <w:pPr>
-        <w:jc w:val="both"/>
-      </w:pPr>
-      <w:r>
-        <w:rPr>
-          <w:b/>
-          <w:bCs/>
-        </w:rPr>
-        <w:t>SEGUNDA: CONSTITUCIÓN DE LA GARANTÍA.</w:t>
-      </w:r>
-      <w:r>
-        <w:t xml:space="preserve"> Para seguridad y garantía del pago del capital indicado, sus intereses y accesorios, </w:t>
-      </w:r>
-      <w:r>
-        <w:rPr>
-          <w:b/>
-          <w:bCs/>
-        </w:rPr>
-        <w:t>EL DEUDOR</w:t>
-      </w:r>
-      <w:r>
-        <w:t xml:space="preserve"> afecta con </w:t>
-      </w:r>
-      <w:r>
-        <w:rPr>
-          <w:b/>
-          <w:bCs/>
-        </w:rPr>
-        <w:t>HIPOTECA EN PRIMER RANGO</w:t>
-      </w:r>
-      <w:r>
-        <w:t xml:space="preserve"> a favor de </w:t>
-      </w:r>
-      <w:r>
-        <w:rPr>
-          <w:b/>
-          <w:bCs/>
-        </w:rPr>
-        <w:t>EL ACREEDOR</w:t>
-      </w:r>
-      <w:r>
-        <w:t>, quien acepta, el siguiente inmueble:</w:t>
-      </w:r>
-    </w:p>
-    <w:p>
-      <w:pPr>
-        <w:jc w:val="both"/>
-      </w:pPr>
-      <w:r>
-        <w:rPr>
-          <w:i/>
-          <w:iCs/>
-        </w:rPr>
-        <w:t>“DESCRIPCIÓN TÉCNICA: [Copiar textualmente del Certificado de Título: Matrícula, Designación Catastral, Extensión Superficial, Solar, Manzana, Municipio y Provincia]”</w:t>
-      </w:r>
-      <w:r>
-        <w:t>.</w:t>
-      </w:r>
-    </w:p>
-    <w:p>
-      <w:pPr>
-        <w:jc w:val="both"/>
-      </w:pPr>
-      <w:r>
-        <w:rPr>
-          <w:b/>
-          <w:bCs/>
-        </w:rPr>
-        <w:t>TERCERA: CONDICIONES DE PAGO.</w:t>
-      </w:r>
-      <w:r>
-        <w:t xml:space="preserve"> </w:t>
-      </w:r>
-      <w:r>
-        <w:rPr>
-          <w:b/>
-          <w:bCs/>
-        </w:rPr>
-        <w:t>EL DEUDOR</w:t>
-      </w:r>
-      <w:r>
-        <w:t xml:space="preserve"> se obliga a pagar la suma adeudada en un plazo de [Número] meses, mediante cuotas mensuales de [Monto], venciendo la primera en fecha [Día/Mes/Año].</w:t>
-      </w:r>
-    </w:p>
-    <w:p>
-      <w:pPr>
-        <w:jc w:val="both"/>
-      </w:pPr>
-      <w:r>
-        <w:rPr>
-          <w:b/>
-          <w:bCs/>
-        </w:rPr>
-        <w:t>CUARTA: PROHIBICIÓN DE ENAJENAR.</w:t>
-      </w:r>
-      <w:r>
-        <w:t xml:space="preserve"> Mientras la hipoteca esté vigente, </w:t>
-      </w:r>
-      <w:r>
-        <w:rPr>
-          <w:b/>
-          <w:bCs/>
-        </w:rPr>
-        <w:t>EL DEUDOR</w:t>
-      </w:r>
-      <w:r>
-        <w:t xml:space="preserve"> no podrá vender, donar, ni constituir nuevos gravámenes sobre el inmueble descrito sin la autorización previa y por escrito de </w:t>
-      </w:r>
-      <w:r>
-        <w:rPr>
-          <w:b/>
-          <w:bCs/>
-        </w:rPr>
-        <w:t>EL ACREEDOR</w:t>
-      </w:r>
-      <w:r>
-        <w:t>.</w:t>
-      </w:r>
-    </w:p>
-    <w:p>
-      <w:pPr>
-        <w:jc w:val="both"/>
-      </w:pPr>
-      <w:r>
-        <w:rPr>
-          <w:b/>
-          <w:bCs/>
-        </w:rPr>
-        <w:t>QUINTA: CUMPLIMIENTO LEY 155-17.</w:t>
-      </w:r>
-      <w:r>
-        <w:t xml:space="preserve"> Las partes declaran bajo la fe del juramento que los fondos involucrados en esta operación provienen de actividades lícitas y que la transacción cumple con los umbrales de efectivo permitidos por la </w:t>
-      </w:r>
-      <w:r>
-        <w:rPr>
-          <w:b/>
-          <w:bCs/>
-        </w:rPr>
-        <w:t>Ley contra el Lavado de Activos y Financiamiento del Terrorismo</w:t>
-      </w:r>
-      <w:r>
-        <w:t>.</w:t>
-      </w:r>
-    </w:p>
-    <w:p>
-      <w:pPr>
-        <w:jc w:val="both"/>
-      </w:pPr>
-      <w:r>
-        <w:rPr>
-          <w:b/>
-          <w:bCs/>
-        </w:rPr>
-        <w:t>SEXTA: EJECUCIÓN.</w:t>
-      </w:r>
-      <w:r>
-        <w:t xml:space="preserve"> El incumplimiento de un solo pago de las cuotas acordadas hará que la totalidad de la deuda sea exigible de pleno derecho, permitiendo a </w:t>
-      </w:r>
-      <w:r>
-        <w:rPr>
-          <w:b/>
-          <w:bCs/>
-        </w:rPr>
-        <w:t>EL ACREEDOR</w:t>
-      </w:r>
-      <w:r>
-        <w:t xml:space="preserve"> proceder a la ejecución inmobiliaria conforme a la </w:t>
-      </w:r>
-      <w:r>
-        <w:rPr>
-          <w:b/>
-          <w:bCs/>
-        </w:rPr>
-        <w:t>Ley 108-05 de Registro Inmobiliario</w:t>
-      </w:r>
-      <w:r>
-        <w:t>.</w:t>
-      </w:r>
-    </w:p>
-    <w:p>
-      <w:pPr>
-        <w:jc w:val="both"/>
-      </w:pPr>
-      <w:r>
-        <w:rPr>
-          <w:b/>
-          <w:bCs/>
-        </w:rPr>
-        <w:lastRenderedPageBreak/>
-        <w:t>SÉPTIMA: REGISTRO.</w:t>
-      </w:r>
-      <w:r>
-        <w:t xml:space="preserve"> Las partes autorizan al Registrador de Títulos correspondiente a inscribir la presente carga hipotecaria en la matrícula del inmueble antes descrito.</w:t>
-      </w:r>
-    </w:p>
-    <w:p>
-      <w:pPr>
-        <w:jc w:val="both"/>
-      </w:pPr>
-      <w:r>
-        <w:rPr>
-          <w:b/>
-          <w:bCs/>
-        </w:rPr>
-        <w:t>OCTAVA: ELECCIÓN DE DOMICILIO.</w:t>
-      </w:r>
-      <w:r>
-        <w:t xml:space="preserve"> Para los fines del presente contrato, las partes eligen domicilio en sus respectivas residencias mencionadas anteriormente.</w:t>
-      </w:r>
-    </w:p>
-    <w:p>
-      <w:pPr>
-        <w:jc w:val="both"/>
-      </w:pPr>
-      <w:r>
-        <w:pict w14:anchorId="03850943">
-          <v:rect id="_x0000_i1041" style="width:0;height:1.5pt" o:hralign="center" o:hrstd="t" o:hr="t" fillcolor="#a0a0a0" stroked="f"/>
-        </w:pict>
-      </w:r>
-    </w:p>
-    <w:p>
-      <w:pPr>
-        <w:jc w:val="both"/>
-      </w:pPr>
-      <w:r>
-        <w:rPr>
-          <w:b/>
-          <w:bCs/>
-        </w:rPr>
-        <w:t>HECHO Y FIRMADO</w:t>
-      </w:r>
-      <w:r>
-        <w:t xml:space="preserve"> de buena fe, en tres (3) originales, en [Ciudad], República Dominicana, a los [Día] días del mes de [Mes] del año 2026.</w:t>
-      </w:r>
-    </w:p>
-    <w:p>
-      <w:pPr>
-        <w:jc w:val="both"/>
-      </w:pPr>
+    </w:p>
+    <w:p>
+      <w:pPr>
+        <w:spacing w:after="0" w:line="240" w:lineRule="auto"/>
+        <w:jc w:val="center"/>
+      </w:pPr>
+    </w:p>
+    <w:p>
+      <w:pPr>
+        <w:spacing w:after="0" w:line="240" w:lineRule="auto"/>
+        <w:jc w:val="center"/>
+      </w:pPr>
+      <w:r>
+        <w:t>{{NOMBRE_ACREEDOR}}</w:t>
+      </w:r>
+    </w:p>
+    <w:p>
+      <w:pPr>
+        <w:spacing w:after="0" w:line="240" w:lineRule="auto"/>
+        <w:jc w:val="center"/>
+      </w:pPr>
+      <w:r>
+        <w:t>EL ACREEDOR ANTICRETISTA</w:t>
+      </w:r>
+    </w:p>
+    <w:p>
+      <w:pPr>
+        <w:spacing w:after="0" w:line="240" w:lineRule="auto"/>
+        <w:jc w:val="both"/>
+      </w:pPr>
+    </w:p>
+    <w:p>
+      <w:pPr>
+        <w:spacing w:after="0" w:line="240" w:lineRule="auto"/>
+        <w:jc w:val="both"/>
+      </w:pPr>
+      <w:r>
+        <w:t xml:space="preserve">Yo, {{TRATAMIENTO_NOTARIO}} {{NOMBRE_NOTARIO}}, Abogado Notario Público de los del Número para el {{MUNICIPIO_NOTARIO}}, Debidamente Registrado(a) en el Colegio De Notarios Inc. bajo la matricula No. {{MATRICULA_NOTARIO}}, CERTIFICO Y DOY FE, que las firmas que anteceden en el presente </w:t>
+      </w:r>
+      <w:proofErr w:type="gramStart"/>
+      <w:r>
+        <w:t>acto,</w:t>
+      </w:r>
+      <w:proofErr w:type="gramEnd"/>
+      <w:r>
+        <w:t xml:space="preserve"> fueron puestas en mí presencia, libre y voluntariamente por los comparecientes: {{NOMBRE_DEUDOR}} y {{NOMBRE_ACREEDOR}}, quienes me han declarado bajo la fe del juramento, que esas son las firmas que acostumbran a usar en todos los actos de sus vidas, tanto pública como privada, por lo que debe dárseles entera fe y crédito. En esta ciudad de {{CIUDAD_FIRMA}}, República Dominicana, a los {{DIA_TEXTO}} ({{DIA_NUMERO}}) días del mes de {{MES_TEXTO}} del año {{AÑO_TEXTO}} ({{AÑO_NUMERO}}).</w:t>
+      </w:r>
+    </w:p>
+    <w:p>
+      <w:pPr>
+        <w:spacing w:after="0" w:line="240" w:lineRule="auto"/>
+        <w:jc w:val="center"/>
+      </w:pPr>
+    </w:p>
+    <w:p>
+      <w:pPr>
+        <w:spacing w:after="0" w:line="240" w:lineRule="auto"/>
+        <w:jc w:val="center"/>
+      </w:pPr>
+      <w:r>
+        <w:t>{{NOMBRE_NOTARIO}}</w:t>
+      </w:r>
+    </w:p>
+    <w:p>
+      <w:pPr>
+        <w:spacing w:after="0" w:line="240" w:lineRule="auto"/>
+        <w:jc w:val="center"/>
+      </w:pPr>
+      <w:r>
+        <w:t>Notario Público</w:t>
+      </w:r>
     </w:p>
     <w:sectPr>
-      <w:pgSz w:w="11906" w:h="16838"/>
+      <w:pgSz w:w="12240" w:h="20160" w:code="121"/>
       <w:pgMar w:top="1417" w:right="1701" w:bottom="1417" w:left="1701" w:header="708" w:footer="708" w:gutter="0"/>
       <w:cols w:space="708"/>
       <w:docGrid w:linePitch="360"/>
